--- a/templates/otchet_agenta_template.docx
+++ b/templates/otchet_agenta_template.docx
@@ -557,28 +557,26 @@
                 <w:sz w:val="18"/>
                 <w:lang w:val="ru-RU"/>
               </w:rPr>
-              <w:t>Передано Получателю наличными по курсу {{КУРС_ДОЛЛАРА}} руб./</w:t>
+              <w:t>Передано Получателю наличными по курсу {{КУРС_ФАКТИЧЕСКИЙ}} руб./USD</w:t>
+              <w:br/>
+              <w:t>(дата расчёта: {{ДАТА_РАСЧЕТА}})</w:t>
             </w:r>
             <w:r>
               <w:rPr>
                 <w:sz w:val="18"/>
               </w:rPr>
-              <w:t>USD</w:t>
             </w:r>
             <w:r>
               <w:rPr>
                 <w:sz w:val="18"/>
                 <w:lang w:val="ru-RU"/>
               </w:rPr>
-              <w:br/>
-              <w:t>(дата расчёта: {{ДАТА_РАСЧЕТА}</w:t>
             </w:r>
             <w:r>
               <w:rPr>
                 <w:sz w:val="18"/>
                 <w:lang w:val="ru-RU"/>
               </w:rPr>
-              <w:t>})</w:t>
             </w:r>
           </w:p>
         </w:tc>
@@ -726,15 +724,10 @@
         <w:rPr>
           <w:lang w:val="ru-RU"/>
         </w:rPr>
-        <w:lastRenderedPageBreak/>
-        <w:t xml:space="preserve">Отступлений от указаний Принципала Агентом не допущено. Третьи лица (субагенты) к исполнению Поручения не привлекались. </w:t>
+        <w:t>Сумма в валюте расчёта определена исходя из фактического курса конвертации и может отличаться от расчётной, указанной в Поручении; основная сумма Поручения передана Получателю в полном объёме. Отступлений от указаний Принципала Агентом не допущено. Третьи лица (субагенты) к исполнению Поручения не привлекались. Дополнительные расходы, подлежащие возмещению Принципалом сверх агентского вознаграждения, отсутствуют.</w:t>
       </w:r>
-      <w:r>
-        <w:t>Дополнительные расходы, подлежащие возмещению Принципалом сверх агентского вознаграждения, отсутству</w:t>
-      </w:r>
-      <w:r>
-        <w:t>ют.</w:t>
-      </w:r>
+      <w:r/>
+      <w:r/>
     </w:p>
     <w:p>
       <w:pPr>

--- a/templates/otchet_agenta_template.docx
+++ b/templates/otchet_agenta_template.docx
@@ -82,19 +82,7 @@
         <w:rPr>
           <w:lang w:val="ru-RU"/>
         </w:rPr>
-        <w:t xml:space="preserve">ОсОО «Авто </w:t>
-      </w:r>
-      <w:r>
-        <w:rPr>
-          <w:lang w:val="ru-RU"/>
-        </w:rPr>
-        <w:t>Континент» (ИНН: 01905202610324, ОКПО: 34942535), именуемое в дальнейшем «Агент», в лице Генерального директора Колотовкина Ильи Валерьевича, действующего на основании Устава, в соответствии с п. 2.5 Агентского договора № {{НОМЕР_ДОГОВОРА}} от «{{ДЕНЬ_ДОГО</w:t>
-      </w:r>
-      <w:r>
-        <w:rPr>
-          <w:lang w:val="ru-RU"/>
-        </w:rPr>
-        <w:t>ВОРА}}» {{МЕСЯЦ_ДОГОВОРА}} {{ГОД_ДОГОВОРА}} г. (далее — «Договор») представляет настоящий Отчёт Принципалу — гражданину(</w:t>
+        <w:t>ОсОО «Авто Континент» (ИНН: 01905202610324, ОКПО: 34942535), именуемое в дальнейшем «Агент», в лице Генерального директора Колотовкина Ильи Валерьевича, действующего на основании Устава, в соответствии с п. 2.5 Агентского договора № {{НОМЕР_ДОГОВОРА}} от «{{ДЕНЬ_ДОГОВОРА}}» {{МЕСЯЦ_ДОГОВОРА}} {{ГОД_ДОГОВОРА}} г. (далее — «Договор») представляет настоящий Отчёт Принципалу — гражданину(</w:t>
       </w:r>
       <w:proofErr w:type="spellStart"/>
       <w:r>
@@ -108,13 +96,7 @@
         <w:rPr>
           <w:lang w:val="ru-RU"/>
         </w:rPr>
-        <w:t>) Российской Федерации {{ПОКУПАТЕЛЬ_ФИО}}, {{ПОКУПАТЕЛЬ_ДАТА_РОЖДЕНИЯ}} г.р., паспорт: серия {{ПАСПОРТ_СЕРИЯ}} № {{ПАСПОРТ_НОМЕР}}, вы</w:t>
-      </w:r>
-      <w:r>
-        <w:rPr>
-          <w:lang w:val="ru-RU"/>
-        </w:rPr>
-        <w:t>дан {{ПАСПОРТ_ВЫДАН}} {{ПАСПОРТ_ДАТА_ВЫДАЧИ}}, код подразделения: {{ПАСПОРТ_КОД}}.</w:t>
+        <w:t>) Российской Федерации {{ПОКУПАТЕЛЬ_ФИО}}, {{ПОКУПАТЕЛЬ_ДАТА_РОЖДЕНИЯ}} г.р., паспорт: серия {{ПАСПОРТ_СЕРИЯ}} № {{ПАСПОРТ_НОМЕР}}, выдан {{ПАСПОРТ_ВЫДАН}} {{ПАСПОРТ_ДАТА_ВЫДАЧИ}}, код подразделения: {{ПАСПОРТ_КОД}}.</w:t>
       </w:r>
     </w:p>
     <w:p>
@@ -144,13 +126,7 @@
         <w:rPr>
           <w:lang w:val="ru-RU"/>
         </w:rPr>
-        <w:t>Во исполнение Поручения (Приложение № 1 к Договору) Агент от своего имени, но за счёт Принципала осуществил передачу денежных средств Принципала Получат</w:t>
-      </w:r>
-      <w:r>
-        <w:rPr>
-          <w:lang w:val="ru-RU"/>
-        </w:rPr>
-        <w:t>елю в счёт оплаты по договору купли-продажи транспортного средства № {{НОМЕР_ДКП}} от «{{ДЕНЬ_ДКП}}» {{МЕСЯЦ_ДКП}} {{ГОД_ДКП}} г.</w:t>
+        <w:t>Во исполнение Поручения (Приложение № 1 к Договору) Агент от своего имени, но за счёт Принципала осуществил передачу денежных средств Принципала Получателю в счёт оплаты по договору купли-продажи транспортного средства № {{НОМЕР_ДКП}} от «{{ДЕНЬ_ДКП}}» {{МЕСЯЦ_ДКП}} {{ГОД_ДКП}} г.</w:t>
       </w:r>
     </w:p>
     <w:p>
@@ -165,13 +141,7 @@
         <w:rPr>
           <w:lang w:val="ru-RU"/>
         </w:rPr>
-        <w:t>Получатель: гражданин(ка) Кыргызской Республики {{ПРОДАВЕЦ_ФИО}}, {{ПРОДАВЕЦ_ДАТА_РОЖДЕНИЯ}} г.р., Идентификационная карта № {</w:t>
-      </w:r>
-      <w:r>
-        <w:rPr>
-          <w:lang w:val="ru-RU"/>
-        </w:rPr>
-        <w:t>{ПРОДАВЕЦ_</w:t>
+        <w:t>Получатель: гражданин(ка) Кыргызской Республики {{ПРОДАВЕЦ_ФИО}}, {{ПРОДАВЕЦ_ДАТА_РОЖДЕНИЯ}} г.р., Идентификационная карта № {{ПРОДАВЕЦ_</w:t>
       </w:r>
       <w:r>
         <w:t>ID</w:t>
@@ -344,13 +314,7 @@
               <w:rPr>
                 <w:lang w:val="ru-RU"/>
               </w:rPr>
-              <w:t xml:space="preserve">Поступило от Принципала по Счёту № </w:t>
-            </w:r>
-            <w:r>
-              <w:rPr>
-                <w:lang w:val="ru-RU"/>
-              </w:rPr>
-              <w:t>{{НОМЕР_СЧЕТА}} от «{{ДЕНЬ_СЧЕТА}}» {{МЕСЯЦ_СЧЕТА}} {{ГОД_СЧЕТА}} г.</w:t>
+              <w:t>Поступило от Принципала по Счёту № {{НОМЕР_СЧЕТА}} от «{{ДЕНЬ_СЧЕТА}}» {{МЕСЯЦ_СЧЕТА}} {{ГОД_СЧЕТА}} г.</w:t>
             </w:r>
             <w:r>
               <w:rPr>
@@ -418,14 +382,7 @@
                 <w:lang w:val="ru-RU"/>
               </w:rPr>
               <w:br/>
-              <w:t>(транзитные средства, доходом Агента не яв</w:t>
-            </w:r>
-            <w:r>
-              <w:rPr>
-                <w:sz w:val="18"/>
-                <w:lang w:val="ru-RU"/>
-              </w:rPr>
-              <w:t>ляются)</w:t>
+              <w:t>(транзитные средства, доходом Агента не являются)</w:t>
             </w:r>
           </w:p>
         </w:tc>
@@ -558,25 +515,14 @@
                 <w:lang w:val="ru-RU"/>
               </w:rPr>
               <w:t>Передано Получателю наличными по курсу {{КУРС_ФАКТИЧЕСКИЙ}} руб./USD</w:t>
-              <w:br/>
-              <w:t>(дата расчёта: {{ДАТА_РАСЧЕТА}})</w:t>
-            </w:r>
-            <w:r>
-              <w:rPr>
-                <w:sz w:val="18"/>
-              </w:rPr>
             </w:r>
             <w:r>
               <w:rPr>
                 <w:sz w:val="18"/>
                 <w:lang w:val="ru-RU"/>
               </w:rPr>
-            </w:r>
-            <w:r>
-              <w:rPr>
-                <w:sz w:val="18"/>
-                <w:lang w:val="ru-RU"/>
-              </w:rPr>
+              <w:br/>
+              <w:t>(дата расчёта: {{ДАТА_РАСЧЕТА}})</w:t>
             </w:r>
           </w:p>
         </w:tc>
@@ -664,13 +610,7 @@
         <w:rPr>
           <w:lang w:val="ru-RU"/>
         </w:rPr>
-        <w:t xml:space="preserve">Сумма, указанная в строке 2, является денежными средствами Принципала, переданными Агенту для исполнения Поручения. Указанные средства не являются </w:t>
-      </w:r>
-      <w:r>
-        <w:rPr>
-          <w:lang w:val="ru-RU"/>
-        </w:rPr>
-        <w:t>выручкой, доходом или собственностью Агента, учитываются обособленно и в полном объёме переданы Получателю. Доходом Агента по настоящему Поручению является исключительно агентское вознаграждение, указанное в строке 3.</w:t>
+        <w:t>Сумма, указанная в строке 2, является денежными средствами Принципала, переданными Агенту для исполнения Поручения. Указанные средства не являются выручкой, доходом или собственностью Агента, учитываются обособленно и в полном объёме переданы Получателю. Доходом Агента по настоящему Поручению является исключительно агентское вознаграждение, указанное в строке 3.</w:t>
       </w:r>
     </w:p>
     <w:p>
@@ -700,34 +640,24 @@
         <w:rPr>
           <w:lang w:val="ru-RU"/>
         </w:rPr>
-        <w:t>Поручение испо</w:t>
-      </w:r>
-      <w:r>
-        <w:rPr>
-          <w:lang w:val="ru-RU"/>
-        </w:rPr>
-        <w:t>лнено Агентом в полном объёме. Денежные средства в сумме {{СУММА_НАЛИЧНЫМИ}} ({{СУММА_НАЛИЧНЫМИ_ПРОПИСЬЮ}}) {{ВАЛЮТА_НАЛИЧНЫМИ}} переданы Получателю наличными в г. Бишкек {{ДАТА_РАСЧЕТА}}. Факт получения денежных средств подтверждается распиской Получателя</w:t>
-      </w:r>
-      <w:r>
-        <w:rPr>
-          <w:lang w:val="ru-RU"/>
-        </w:rPr>
-        <w:t xml:space="preserve"> от {{ДАТА_РАСЧЕТА}} (прилагается).</w:t>
+        <w:t>Поручение исполнено Агентом в полном объёме. Денежные средства в сумме {{СУММА_НАЛИЧНЫМИ}} ({{СУММА_НАЛИЧНЫМИ_ПРОПИСЬЮ}}) {{ВАЛЮТА_НАЛИЧНЫМИ}} переданы Получателю наличными в г. Бишкек {{ДАТА_РАСЧЕТА}}. Факт получения денежных средств подтверждается распиской Получателя от {{ДАТА_РАСЧЕТА}} (прилагается).</w:t>
       </w:r>
     </w:p>
     <w:p>
       <w:pPr>
         <w:ind w:firstLine="425"/>
         <w:jc w:val="both"/>
+        <w:rPr>
+          <w:lang w:val="ru-RU"/>
+        </w:rPr>
       </w:pPr>
       <w:r>
         <w:rPr>
           <w:lang w:val="ru-RU"/>
         </w:rPr>
+        <w:lastRenderedPageBreak/>
         <w:t>Сумма в валюте расчёта определена исходя из фактического курса конвертации и может отличаться от расчётной, указанной в Поручении; основная сумма Поручения передана Получателю в полном объёме. Отступлений от указаний Принципала Агентом не допущено. Третьи лица (субагенты) к исполнению Поручения не привлекались. Дополнительные расходы, подлежащие возмещению Принципалом сверх агентского вознаграждения, отсутствуют.</w:t>
       </w:r>
-      <w:r/>
-      <w:r/>
     </w:p>
     <w:p>
       <w:pPr>
@@ -791,13 +721,7 @@
         <w:rPr>
           <w:lang w:val="ru-RU"/>
         </w:rPr>
-        <w:t>копия документа,</w:t>
-      </w:r>
-      <w:r>
-        <w:rPr>
-          <w:lang w:val="ru-RU"/>
-        </w:rPr>
-        <w:t xml:space="preserve"> удостоверяющего личность Получателя.</w:t>
+        <w:t>копия документа, удостоверяющего личность Получателя.</w:t>
       </w:r>
     </w:p>
     <w:p>
@@ -842,13 +766,7 @@
         <w:rPr>
           <w:lang w:val="ru-RU"/>
         </w:rPr>
-        <w:t>В соответствии с п. 2.5 Договора Отчёт считается принятым Принципалом, если в течение 5 (пяти) рабочих дней с момента его напра</w:t>
-      </w:r>
-      <w:r>
-        <w:rPr>
-          <w:lang w:val="ru-RU"/>
-        </w:rPr>
-        <w:t>вления Принципал не предоставит мотивированных возражений.</w:t>
+        <w:t>В соответствии с п. 2.5 Договора Отчёт считается принятым Принципалом, если в течение 5 (пяти) рабочих дней с момента его направления Принципал не предоставит мотивированных возражений.</w:t>
       </w:r>
     </w:p>
     <w:p>
@@ -886,7 +804,7 @@
                     <pic:cNvPicPr/>
                   </pic:nvPicPr>
                   <pic:blipFill>
-                    <a:blip r:embed="rId6"/>
+                    <a:blip r:embed="rId8"/>
                     <a:srcRect/>
                     <a:stretch>
                       <a:fillRect/>
@@ -1005,7 +923,7 @@
                           <pic:cNvPicPr/>
                         </pic:nvPicPr>
                         <pic:blipFill>
-                          <a:blip r:embed="rId7"/>
+                          <a:blip r:embed="rId9"/>
                           <a:srcRect/>
                           <a:stretch>
                             <a:fillRect/>
@@ -1039,13 +957,7 @@
               <w:rPr>
                 <w:lang w:val="ru-RU"/>
               </w:rPr>
-              <w:t xml:space="preserve">_______________ / </w:t>
-            </w:r>
-            <w:r>
-              <w:rPr>
-                <w:lang w:val="ru-RU"/>
-              </w:rPr>
-              <w:t>Колотовкин И.В.</w:t>
+              <w:t>_______________ / Колотовкин И.В.</w:t>
             </w:r>
           </w:p>
           <w:p>
@@ -1129,8 +1041,15 @@
         </w:tc>
       </w:tr>
     </w:tbl>
-    <w:p/>
+    <w:p>
+      <w:pPr>
+        <w:rPr>
+          <w:lang w:val="ru-RU"/>
+        </w:rPr>
+      </w:pPr>
+    </w:p>
     <w:sectPr>
+      <w:footerReference w:type="default" r:id="rId10"/>
       <w:pgSz w:w="12240" w:h="15840"/>
       <w:pgMar w:top="566" w:right="850" w:bottom="1440" w:left="1700" w:header="720" w:footer="720" w:gutter="0"/>
       <w:cols w:space="720"/>
@@ -1138,6 +1057,164 @@
     </w:sectPr>
   </w:body>
 </w:document>
+</file>
+
+<file path=word/endnotes.xml><?xml version="1.0" encoding="utf-8"?>
+<w:endnotes xmlns:wpc="http://schemas.microsoft.com/office/word/2010/wordprocessingCanvas" xmlns:cx="http://schemas.microsoft.com/office/drawing/2014/chartex" xmlns:cx1="http://schemas.microsoft.com/office/drawing/2015/9/8/chartex" xmlns:cx2="http://schemas.microsoft.com/office/drawing/2015/10/21/chartex" xmlns:cx3="http://schemas.microsoft.com/office/drawing/2016/5/9/chartex" xmlns:cx4="http://schemas.microsoft.com/office/drawing/2016/5/10/chartex" xmlns:cx5="http://schemas.microsoft.com/office/drawing/2016/5/11/chartex" xmlns:cx6="http://schemas.microsoft.com/office/drawing/2016/5/12/chartex" xmlns:cx7="http://schemas.microsoft.com/office/drawing/2016/5/13/chartex" xmlns:cx8="http://schemas.microsoft.com/office/drawing/2016/5/14/chartex" xmlns:mc="http://schemas.openxmlformats.org/markup-compatibility/2006" xmlns:aink="http://schemas.microsoft.com/office/drawing/2016/ink" xmlns:am3d="http://schemas.microsoft.com/office/drawing/2017/model3d" xmlns:o="urn:schemas-microsoft-com:office:office" xmlns:r="http://schemas.openxmlformats.org/officeDocument/2006/relationships" xmlns:m="http://schemas.openxmlformats.org/officeDocument/2006/math" xmlns:v="urn:schemas-microsoft-com:vml" xmlns:wp14="http://schemas.microsoft.com/office/word/2010/wordprocessingDrawing" xmlns:wp="http://schemas.openxmlformats.org/drawingml/2006/wordprocessingDrawing" xmlns:w10="urn:schemas-microsoft-com:office:word" xmlns:w="http://schemas.openxmlformats.org/wordprocessingml/2006/main" xmlns:w14="http://schemas.microsoft.com/office/word/2010/wordml" xmlns:w15="http://schemas.microsoft.com/office/word/2012/wordml" xmlns:w16cex="http://schemas.microsoft.com/office/word/2018/wordml/cex" xmlns:w16cid="http://schemas.microsoft.com/office/word/2016/wordml/cid" xmlns:w16="http://schemas.microsoft.com/office/word/2018/wordml" xmlns:w16sdtdh="http://schemas.microsoft.com/office/word/2020/wordml/sdtdatahash" xmlns:w16se="http://schemas.microsoft.com/office/word/2015/wordml/symex" xmlns:wpg="http://schemas.microsoft.com/office/word/2010/wordprocessingGroup" xmlns:wpi="http://schemas.microsoft.com/office/word/2010/wordprocessingInk" xmlns:wne="http://schemas.microsoft.com/office/word/2006/wordml" xmlns:wps="http://schemas.microsoft.com/office/word/2010/wordprocessingShape" mc:Ignorable="w14 w15 w16se w16cid w16 w16cex w16sdtdh wp14">
+  <w:endnote w:type="separator" w:id="-1">
+    <w:p>
+      <w:pPr>
+        <w:spacing w:after="0" w:line="240" w:lineRule="auto"/>
+      </w:pPr>
+      <w:r>
+        <w:separator/>
+      </w:r>
+    </w:p>
+  </w:endnote>
+  <w:endnote w:type="continuationSeparator" w:id="0">
+    <w:p>
+      <w:pPr>
+        <w:spacing w:after="0" w:line="240" w:lineRule="auto"/>
+      </w:pPr>
+      <w:r>
+        <w:continuationSeparator/>
+      </w:r>
+    </w:p>
+  </w:endnote>
+</w:endnotes>
+</file>
+
+<file path=word/footer1.xml><?xml version="1.0" encoding="utf-8"?>
+<w:ftr xmlns:wpc="http://schemas.microsoft.com/office/word/2010/wordprocessingCanvas" xmlns:cx="http://schemas.microsoft.com/office/drawing/2014/chartex" xmlns:cx1="http://schemas.microsoft.com/office/drawing/2015/9/8/chartex" xmlns:cx2="http://schemas.microsoft.com/office/drawing/2015/10/21/chartex" xmlns:cx3="http://schemas.microsoft.com/office/drawing/2016/5/9/chartex" xmlns:cx4="http://schemas.microsoft.com/office/drawing/2016/5/10/chartex" xmlns:cx5="http://schemas.microsoft.com/office/drawing/2016/5/11/chartex" xmlns:cx6="http://schemas.microsoft.com/office/drawing/2016/5/12/chartex" xmlns:cx7="http://schemas.microsoft.com/office/drawing/2016/5/13/chartex" xmlns:cx8="http://schemas.microsoft.com/office/drawing/2016/5/14/chartex" xmlns:mc="http://schemas.openxmlformats.org/markup-compatibility/2006" xmlns:aink="http://schemas.microsoft.com/office/drawing/2016/ink" xmlns:am3d="http://schemas.microsoft.com/office/drawing/2017/model3d" xmlns:o="urn:schemas-microsoft-com:office:office" xmlns:r="http://schemas.openxmlformats.org/officeDocument/2006/relationships" xmlns:m="http://schemas.openxmlformats.org/officeDocument/2006/math" xmlns:v="urn:schemas-microsoft-com:vml" xmlns:wp14="http://schemas.microsoft.com/office/word/2010/wordprocessingDrawing" xmlns:wp="http://schemas.openxmlformats.org/drawingml/2006/wordprocessingDrawing" xmlns:w10="urn:schemas-microsoft-com:office:word" xmlns:w="http://schemas.openxmlformats.org/wordprocessingml/2006/main" xmlns:w14="http://schemas.microsoft.com/office/word/2010/wordml" xmlns:w15="http://schemas.microsoft.com/office/word/2012/wordml" xmlns:w16cex="http://schemas.microsoft.com/office/word/2018/wordml/cex" xmlns:w16cid="http://schemas.microsoft.com/office/word/2016/wordml/cid" xmlns:w16="http://schemas.microsoft.com/office/word/2018/wordml" xmlns:w16sdtdh="http://schemas.microsoft.com/office/word/2020/wordml/sdtdatahash" xmlns:w16se="http://schemas.microsoft.com/office/word/2015/wordml/symex" xmlns:wpg="http://schemas.microsoft.com/office/word/2010/wordprocessingGroup" xmlns:wpi="http://schemas.microsoft.com/office/word/2010/wordprocessingInk" xmlns:wne="http://schemas.microsoft.com/office/word/2006/wordml" xmlns:wps="http://schemas.microsoft.com/office/word/2010/wordprocessingShape" mc:Ignorable="w14 w15 w16se w16cid w16 w16cex w16sdtdh wp14">
+  <w:p>
+    <w:pPr>
+      <w:pStyle w:val="a7"/>
+      <w:jc w:val="center"/>
+      <w:rPr>
+        <w:lang w:val="ru-RU"/>
+      </w:rPr>
+    </w:pPr>
+    <w:r>
+      <w:rPr>
+        <w:rFonts w:eastAsia="Cambria" w:cs="Cambria"/>
+        <w:sz w:val="18"/>
+        <w:lang w:val="ru-RU"/>
+      </w:rPr>
+      <w:t xml:space="preserve">ОсОО «Авто Континент» | стр. </w:t>
+    </w:r>
+    <w:r>
+      <w:rPr>
+        <w:rFonts w:eastAsia="Cambria" w:cs="Cambria"/>
+        <w:sz w:val="18"/>
+      </w:rPr>
+      <w:fldChar w:fldCharType="begin"/>
+    </w:r>
+    <w:r>
+      <w:rPr>
+        <w:rFonts w:eastAsia="Cambria" w:cs="Cambria"/>
+        <w:sz w:val="18"/>
+      </w:rPr>
+      <w:instrText>PAGE</w:instrText>
+    </w:r>
+    <w:r>
+      <w:rPr>
+        <w:rFonts w:eastAsia="Cambria" w:cs="Cambria"/>
+        <w:sz w:val="18"/>
+      </w:rPr>
+      <w:fldChar w:fldCharType="separate"/>
+    </w:r>
+    <w:r>
+      <w:rPr>
+        <w:sz w:val="18"/>
+        <w:lang w:val="ru-RU"/>
+      </w:rPr>
+      <w:t>1</w:t>
+    </w:r>
+    <w:r>
+      <w:rPr>
+        <w:rFonts w:eastAsia="Cambria" w:cs="Cambria"/>
+        <w:sz w:val="18"/>
+      </w:rPr>
+      <w:fldChar w:fldCharType="end"/>
+    </w:r>
+    <w:r>
+      <w:rPr>
+        <w:rFonts w:eastAsia="Cambria" w:cs="Cambria"/>
+        <w:sz w:val="18"/>
+        <w:lang w:val="ru-RU"/>
+      </w:rPr>
+      <w:t xml:space="preserve"> из </w:t>
+    </w:r>
+    <w:r>
+      <w:rPr>
+        <w:rFonts w:eastAsia="Cambria" w:cs="Cambria"/>
+        <w:sz w:val="18"/>
+      </w:rPr>
+      <w:fldChar w:fldCharType="begin"/>
+    </w:r>
+    <w:r>
+      <w:rPr>
+        <w:rFonts w:eastAsia="Cambria" w:cs="Cambria"/>
+        <w:sz w:val="18"/>
+      </w:rPr>
+      <w:instrText>NUMPAGES</w:instrText>
+    </w:r>
+    <w:r>
+      <w:rPr>
+        <w:rFonts w:eastAsia="Cambria" w:cs="Cambria"/>
+        <w:sz w:val="18"/>
+      </w:rPr>
+      <w:fldChar w:fldCharType="separate"/>
+    </w:r>
+    <w:r>
+      <w:rPr>
+        <w:sz w:val="18"/>
+        <w:lang w:val="ru-RU"/>
+      </w:rPr>
+      <w:t>1</w:t>
+    </w:r>
+    <w:r>
+      <w:rPr>
+        <w:rFonts w:eastAsia="Cambria" w:cs="Cambria"/>
+        <w:sz w:val="18"/>
+      </w:rPr>
+      <w:fldChar w:fldCharType="end"/>
+    </w:r>
+  </w:p>
+  <w:p>
+    <w:pPr>
+      <w:pStyle w:val="a7"/>
+      <w:rPr>
+        <w:lang w:val="ru-RU"/>
+      </w:rPr>
+    </w:pPr>
+  </w:p>
+</w:ftr>
+</file>
+
+<file path=word/footnotes.xml><?xml version="1.0" encoding="utf-8"?>
+<w:footnotes xmlns:wpc="http://schemas.microsoft.com/office/word/2010/wordprocessingCanvas" xmlns:cx="http://schemas.microsoft.com/office/drawing/2014/chartex" xmlns:cx1="http://schemas.microsoft.com/office/drawing/2015/9/8/chartex" xmlns:cx2="http://schemas.microsoft.com/office/drawing/2015/10/21/chartex" xmlns:cx3="http://schemas.microsoft.com/office/drawing/2016/5/9/chartex" xmlns:cx4="http://schemas.microsoft.com/office/drawing/2016/5/10/chartex" xmlns:cx5="http://schemas.microsoft.com/office/drawing/2016/5/11/chartex" xmlns:cx6="http://schemas.microsoft.com/office/drawing/2016/5/12/chartex" xmlns:cx7="http://schemas.microsoft.com/office/drawing/2016/5/13/chartex" xmlns:cx8="http://schemas.microsoft.com/office/drawing/2016/5/14/chartex" xmlns:mc="http://schemas.openxmlformats.org/markup-compatibility/2006" xmlns:aink="http://schemas.microsoft.com/office/drawing/2016/ink" xmlns:am3d="http://schemas.microsoft.com/office/drawing/2017/model3d" xmlns:o="urn:schemas-microsoft-com:office:office" xmlns:r="http://schemas.openxmlformats.org/officeDocument/2006/relationships" xmlns:m="http://schemas.openxmlformats.org/officeDocument/2006/math" xmlns:v="urn:schemas-microsoft-com:vml" xmlns:wp14="http://schemas.microsoft.com/office/word/2010/wordprocessingDrawing" xmlns:wp="http://schemas.openxmlformats.org/drawingml/2006/wordprocessingDrawing" xmlns:w10="urn:schemas-microsoft-com:office:word" xmlns:w="http://schemas.openxmlformats.org/wordprocessingml/2006/main" xmlns:w14="http://schemas.microsoft.com/office/word/2010/wordml" xmlns:w15="http://schemas.microsoft.com/office/word/2012/wordml" xmlns:w16cex="http://schemas.microsoft.com/office/word/2018/wordml/cex" xmlns:w16cid="http://schemas.microsoft.com/office/word/2016/wordml/cid" xmlns:w16="http://schemas.microsoft.com/office/word/2018/wordml" xmlns:w16sdtdh="http://schemas.microsoft.com/office/word/2020/wordml/sdtdatahash" xmlns:w16se="http://schemas.microsoft.com/office/word/2015/wordml/symex" xmlns:wpg="http://schemas.microsoft.com/office/word/2010/wordprocessingGroup" xmlns:wpi="http://schemas.microsoft.com/office/word/2010/wordprocessingInk" xmlns:wne="http://schemas.microsoft.com/office/word/2006/wordml" xmlns:wps="http://schemas.microsoft.com/office/word/2010/wordprocessingShape" mc:Ignorable="w14 w15 w16se w16cid w16 w16cex w16sdtdh wp14">
+  <w:footnote w:type="separator" w:id="-1">
+    <w:p>
+      <w:pPr>
+        <w:spacing w:after="0" w:line="240" w:lineRule="auto"/>
+      </w:pPr>
+      <w:r>
+        <w:separator/>
+      </w:r>
+    </w:p>
+  </w:footnote>
+  <w:footnote w:type="continuationSeparator" w:id="0">
+    <w:p>
+      <w:pPr>
+        <w:spacing w:after="0" w:line="240" w:lineRule="auto"/>
+      </w:pPr>
+      <w:r>
+        <w:continuationSeparator/>
+      </w:r>
+    </w:p>
+  </w:footnote>
+</w:footnotes>
 </file>
 
 <file path=word/numbering.xml><?xml version="1.0" encoding="utf-8"?>
@@ -1628,11 +1705,6 @@
     <w:lsdException w:name="Book Title" w:uiPriority="33" w:qFormat="1"/>
     <w:lsdException w:name="Bibliography" w:semiHidden="1" w:uiPriority="37" w:unhideWhenUsed="1"/>
     <w:lsdException w:name="TOC Heading" w:semiHidden="1" w:uiPriority="39" w:unhideWhenUsed="1" w:qFormat="1"/>
-    <w:lsdException w:name="Plain Table 5" w:semiHidden="1" w:unhideWhenUsed="1"/>
-    <w:lsdException w:name="Grid Table Light" w:semiHidden="1" w:unhideWhenUsed="1"/>
-    <w:lsdException w:name="Grid Table 1 Light" w:semiHidden="1" w:unhideWhenUsed="1"/>
-    <w:lsdException w:name="Grid Table 2" w:semiHidden="1" w:unhideWhenUsed="1"/>
-    <w:lsdException w:name="Grid Table 3" w:semiHidden="1" w:unhideWhenUsed="1"/>
     <w:lsdException w:name="Grid Table 4" w:uiPriority="49"/>
     <w:lsdException w:name="Grid Table 5 Dark" w:uiPriority="50"/>
     <w:lsdException w:name="Grid Table 6 Colorful" w:uiPriority="51"/>

--- a/templates/otchet_agenta_template.docx
+++ b/templates/otchet_agenta_template.docx
@@ -726,21 +726,6 @@
     </w:p>
     <w:p>
       <w:pPr>
-        <w:pStyle w:val="a0"/>
-        <w:spacing w:after="40"/>
-        <w:rPr>
-          <w:lang w:val="ru-RU"/>
-        </w:rPr>
-      </w:pPr>
-      <w:r>
-        <w:rPr>
-          <w:lang w:val="ru-RU"/>
-        </w:rPr>
-        <w:t>копия платёжного документа о поступлении средств от Принципала.</w:t>
-      </w:r>
-    </w:p>
-    <w:p>
-      <w:pPr>
         <w:spacing w:after="80"/>
         <w:rPr>
           <w:lang w:val="ru-RU"/>

--- a/templates/otchet_agenta_template.docx
+++ b/templates/otchet_agenta_template.docx
@@ -662,71 +662,6 @@
     <w:p>
       <w:pPr>
         <w:spacing w:after="80"/>
-      </w:pPr>
-      <w:r>
-        <w:rPr>
-          <w:b/>
-        </w:rPr>
-        <w:t>4. ПРИЛОЖЕНИЯ</w:t>
-      </w:r>
-    </w:p>
-    <w:p>
-      <w:pPr>
-        <w:pStyle w:val="a0"/>
-        <w:spacing w:after="40"/>
-      </w:pPr>
-      <w:r>
-        <w:t>копия Счёта № {{НОМЕР_СЧЕТА}} от «{{ДЕНЬ_СЧЕТА}}» {{МЕСЯЦ_СЧЕТА}} {{ГОД_СЧЕТА}} г.</w:t>
-      </w:r>
-    </w:p>
-    <w:p>
-      <w:pPr>
-        <w:pStyle w:val="a0"/>
-        <w:spacing w:after="40"/>
-        <w:rPr>
-          <w:lang w:val="ru-RU"/>
-        </w:rPr>
-      </w:pPr>
-      <w:r>
-        <w:rPr>
-          <w:lang w:val="ru-RU"/>
-        </w:rPr>
-        <w:t>расписка Получателя о получении денежных средств от {{ДАТА_РАСЧЕТА}}.</w:t>
-      </w:r>
-    </w:p>
-    <w:p>
-      <w:pPr>
-        <w:pStyle w:val="a0"/>
-        <w:spacing w:after="40"/>
-        <w:rPr>
-          <w:lang w:val="ru-RU"/>
-        </w:rPr>
-      </w:pPr>
-      <w:r>
-        <w:rPr>
-          <w:lang w:val="ru-RU"/>
-        </w:rPr>
-        <w:t>копия договора купли-продажи транспортного средства № {{НОМЕР_ДКП}}.</w:t>
-      </w:r>
-    </w:p>
-    <w:p>
-      <w:pPr>
-        <w:pStyle w:val="a0"/>
-        <w:spacing w:after="40"/>
-        <w:rPr>
-          <w:lang w:val="ru-RU"/>
-        </w:rPr>
-      </w:pPr>
-      <w:r>
-        <w:rPr>
-          <w:lang w:val="ru-RU"/>
-        </w:rPr>
-        <w:t>копия документа, удостоверяющего личность Получателя.</w:t>
-      </w:r>
-    </w:p>
-    <w:p>
-      <w:pPr>
-        <w:spacing w:after="80"/>
         <w:rPr>
           <w:lang w:val="ru-RU"/>
         </w:rPr>
@@ -736,7 +671,7 @@
           <w:b/>
           <w:lang w:val="ru-RU"/>
         </w:rPr>
-        <w:t>5. ПОРЯДОК ПРИНЯТИЯ ОТЧЁТА</w:t>
+        <w:t>4. ПОРЯДОК ПРИНЯТИЯ ОТЧЁТА</w:t>
       </w:r>
     </w:p>
     <w:p>

--- a/templates/otchet_agenta_template.docx
+++ b/templates/otchet_agenta_template.docx
@@ -703,18 +703,18 @@
           <w:noProof/>
         </w:rPr>
         <w:drawing>
-          <wp:anchor distT="0" distB="0" distL="114300" distR="114300" simplePos="0" relativeHeight="251666944" behindDoc="0" locked="0" layoutInCell="1" allowOverlap="1" wp14:anchorId="6CAD6D1E" wp14:editId="11FFF83B">
+          <wp:anchor distT="0" distB="0" distL="114300" distR="114300" simplePos="0" relativeHeight="251666944" behindDoc="0" locked="0" layoutInCell="1" allowOverlap="1" wp14:anchorId="6CAD6D1E" wp14:editId="2079D4CA">
             <wp:simplePos x="0" y="0"/>
             <wp:positionH relativeFrom="column">
-              <wp:posOffset>-313055</wp:posOffset>
+              <wp:posOffset>95159</wp:posOffset>
             </wp:positionH>
             <wp:positionV relativeFrom="paragraph">
-              <wp:posOffset>1308100</wp:posOffset>
+              <wp:posOffset>1264558</wp:posOffset>
             </wp:positionV>
             <wp:extent cx="1698625" cy="1486535"/>
             <wp:effectExtent l="0" t="0" r="0" b="0"/>
             <wp:wrapNone/>
-            <wp:docPr id="1" name="image2.png"/>
+            <wp:docPr id="1" name="image2.png" descr="stamp"/>
             <wp:cNvGraphicFramePr/>
             <a:graphic xmlns:a="http://schemas.openxmlformats.org/drawingml/2006/main">
               <a:graphicData uri="http://schemas.openxmlformats.org/drawingml/2006/picture">
@@ -833,7 +833,7 @@
                   <wp:extent cx="953770" cy="485775"/>
                   <wp:effectExtent l="0" t="0" r="0" b="9525"/>
                   <wp:wrapNone/>
-                  <wp:docPr id="2" name="image1.png"/>
+                  <wp:docPr id="2" name="image1.png" descr="signature"/>
                   <wp:cNvGraphicFramePr/>
                   <a:graphic xmlns:a="http://schemas.openxmlformats.org/drawingml/2006/main">
                     <a:graphicData uri="http://schemas.openxmlformats.org/drawingml/2006/picture">

--- a/templates/otchet_agenta_template.docx
+++ b/templates/otchet_agenta_template.docx
@@ -40,8 +40,8 @@
         <w:tblLook w:val="04A0" w:firstRow="1" w:lastRow="0" w:firstColumn="1" w:lastColumn="0" w:noHBand="0" w:noVBand="1"/>
       </w:tblPr>
       <w:tblGrid>
-        <w:gridCol w:w="4845"/>
-        <w:gridCol w:w="4845"/>
+        <w:gridCol w:w="4774"/>
+        <w:gridCol w:w="4798"/>
       </w:tblGrid>
       <w:tr>
         <w:tc>
@@ -102,6 +102,7 @@
     <w:p>
       <w:pPr>
         <w:spacing w:after="80"/>
+        <w:jc w:val="center"/>
         <w:rPr>
           <w:lang w:val="ru-RU"/>
         </w:rPr>
@@ -207,6 +208,7 @@
     <w:p>
       <w:pPr>
         <w:spacing w:after="80"/>
+        <w:jc w:val="center"/>
       </w:pPr>
       <w:r>
         <w:rPr>
@@ -222,8 +224,8 @@
         <w:tblLook w:val="04A0" w:firstRow="1" w:lastRow="0" w:firstColumn="1" w:lastColumn="0" w:noHBand="0" w:noVBand="1"/>
       </w:tblPr>
       <w:tblGrid>
-        <w:gridCol w:w="498"/>
-        <w:gridCol w:w="6137"/>
+        <w:gridCol w:w="488"/>
+        <w:gridCol w:w="5813"/>
         <w:gridCol w:w="3271"/>
       </w:tblGrid>
       <w:tr>
@@ -616,6 +618,7 @@
     <w:p>
       <w:pPr>
         <w:spacing w:after="80"/>
+        <w:jc w:val="center"/>
         <w:rPr>
           <w:lang w:val="ru-RU"/>
         </w:rPr>
@@ -655,13 +658,20 @@
         <w:rPr>
           <w:lang w:val="ru-RU"/>
         </w:rPr>
+        <w:t xml:space="preserve">Сумма в валюте расчёта определена исходя из фактического курса конвертации и может отличаться от расчётной, указанной в Поручении; основная сумма Поручения передана Получателю в полном объёме. </w:t>
+      </w:r>
+      <w:r>
+        <w:rPr>
+          <w:lang w:val="ru-RU"/>
+        </w:rPr>
         <w:lastRenderedPageBreak/>
-        <w:t>Сумма в валюте расчёта определена исходя из фактического курса конвертации и может отличаться от расчётной, указанной в Поручении; основная сумма Поручения передана Получателю в полном объёме. Отступлений от указаний Принципала Агентом не допущено. Третьи лица (субагенты) к исполнению Поручения не привлекались. Дополнительные расходы, подлежащие возмещению Принципалом сверх агентского вознаграждения, отсутствуют.</w:t>
+        <w:t>Отступлений от указаний Принципала Агентом не допущено. Третьи лица (субагенты) к исполнению Поручения не привлекались. Дополнительные расходы, подлежащие возмещению Принципалом сверх агентского вознаграждения, отсутствуют.</w:t>
       </w:r>
     </w:p>
     <w:p>
       <w:pPr>
         <w:spacing w:after="80"/>
+        <w:jc w:val="center"/>
         <w:rPr>
           <w:lang w:val="ru-RU"/>
         </w:rPr>
@@ -759,8 +769,8 @@
         <w:tblLook w:val="04A0" w:firstRow="1" w:lastRow="0" w:firstColumn="1" w:lastColumn="0" w:noHBand="0" w:noVBand="1"/>
       </w:tblPr>
       <w:tblGrid>
-        <w:gridCol w:w="4845"/>
-        <w:gridCol w:w="4845"/>
+        <w:gridCol w:w="4767"/>
+        <w:gridCol w:w="4805"/>
       </w:tblGrid>
       <w:tr>
         <w:tc>
@@ -822,7 +832,7 @@
                 <w:noProof/>
               </w:rPr>
               <w:drawing>
-                <wp:anchor distT="0" distB="0" distL="114300" distR="114300" simplePos="0" relativeHeight="251657728" behindDoc="0" locked="0" layoutInCell="1" allowOverlap="1" wp14:anchorId="7FDB48F8" wp14:editId="25B4AD04">
+                <wp:anchor distT="0" distB="0" distL="114300" distR="114300" simplePos="0" relativeHeight="251667968" behindDoc="0" locked="0" layoutInCell="1" allowOverlap="1" wp14:anchorId="7FDB48F8" wp14:editId="3784D42B">
                   <wp:simplePos x="0" y="0"/>
                   <wp:positionH relativeFrom="column">
                     <wp:posOffset>111461</wp:posOffset>
@@ -970,7 +980,7 @@
     </w:p>
     <w:sectPr>
       <w:footerReference w:type="default" r:id="rId10"/>
-      <w:pgSz w:w="12240" w:h="15840"/>
+      <w:pgSz w:w="11906" w:h="16838"/>
       <w:pgMar w:top="566" w:right="850" w:bottom="1440" w:left="1700" w:header="720" w:footer="720" w:gutter="0"/>
       <w:cols w:space="720"/>
       <w:docGrid w:linePitch="360"/>
